--- a/docs/가이드정산_다중가이드_기술검토서.docx
+++ b/docs/가이드정산_다중가이드_기술검토서.docx
@@ -7,13 +7,23 @@
         <w:spacing w:before="1400"/>
         <w:jc w:val="center"/>
       </w:pPr>
+      <w:proofErr w:type="spellStart"/>
       <w:r>
         <w:rPr>
           <w:color w:val="595959"/>
           <w:sz w:val="22"/>
           <w:szCs w:val="22"/>
         </w:rPr>
-        <w:t>헬로USA 인트라넷 ERP</w:t>
+        <w:t>헬로</w:t>
+      </w:r>
+      <w:proofErr w:type="spellEnd"/>
+      <w:r>
+        <w:rPr>
+          <w:color w:val="595959"/>
+          <w:sz w:val="22"/>
+          <w:szCs w:val="22"/>
+        </w:rPr>
+        <w:t>USA 인트라넷 ERP</w:t>
       </w:r>
     </w:p>
     <w:p>
@@ -114,7 +124,21 @@
         <w:rPr>
           <w:color w:val="000000"/>
         </w:rPr>
-        <w:t>정산코드는 지금처럼 행사당 1개로 유지합니다. 대신 정산코드와 정산 상세 사이에 「이 정산코드에 참여한 가이드가 누구인지」를 담는 표를 하나 넣습니다.</w:t>
+        <w:t xml:space="preserve">정산코드는 지금처럼 행사당 1개로 유지합니다. 대신 정산코드와 정산 상세 사이에 「이 정산코드에 참여한 가이드가 </w:t>
+      </w:r>
+      <w:proofErr w:type="spellStart"/>
+      <w:r>
+        <w:rPr>
+          <w:color w:val="000000"/>
+        </w:rPr>
+        <w:t>누구인지」를</w:t>
+      </w:r>
+      <w:proofErr w:type="spellEnd"/>
+      <w:r>
+        <w:rPr>
+          <w:color w:val="000000"/>
+        </w:rPr>
+        <w:t xml:space="preserve"> 담는 표를 하나 넣습니다.</w:t>
       </w:r>
     </w:p>
     <w:p>
@@ -143,12 +167,6 @@
         <w:gridCol w:w="9000"/>
       </w:tblGrid>
       <w:tr>
-        <w:tblPrEx>
-          <w:tblCellMar>
-            <w:top w:w="0" w:type="dxa"/>
-            <w:bottom w:w="0" w:type="dxa"/>
-          </w:tblCellMar>
-        </w:tblPrEx>
         <w:tc>
           <w:tcPr>
             <w:tcW w:w="9000" w:type="dxa"/>
@@ -164,6 +182,7 @@
             <w:pPr>
               <w:spacing w:after="70" w:line="280" w:lineRule="auto"/>
             </w:pPr>
+            <w:proofErr w:type="spellStart"/>
             <w:r>
               <w:rPr>
                 <w:b/>
@@ -172,7 +191,18 @@
                 <w:sz w:val="21"/>
                 <w:szCs w:val="21"/>
               </w:rPr>
-              <w:t>guide_setmaster  —  정산 마스터</w:t>
+              <w:t>guide_setmaster</w:t>
+            </w:r>
+            <w:proofErr w:type="spellEnd"/>
+            <w:r>
+              <w:rPr>
+                <w:b/>
+                <w:bCs/>
+                <w:color w:val="1F4E79"/>
+                <w:sz w:val="21"/>
+                <w:szCs w:val="21"/>
+              </w:rPr>
+              <w:t xml:space="preserve">  —  정산 마스터</w:t>
             </w:r>
           </w:p>
           <w:p>
@@ -180,13 +210,23 @@
               <w:spacing w:after="30" w:line="280" w:lineRule="auto"/>
               <w:ind w:left="180"/>
             </w:pPr>
+            <w:proofErr w:type="spellStart"/>
             <w:r>
               <w:rPr>
                 <w:color w:val="1A1A1A"/>
                 <w:sz w:val="19"/>
                 <w:szCs w:val="19"/>
               </w:rPr>
-              <w:t>settle_code = GU-143052   (행사당 1개)</w:t>
+              <w:t>settle_code</w:t>
+            </w:r>
+            <w:proofErr w:type="spellEnd"/>
+            <w:r>
+              <w:rPr>
+                <w:color w:val="1A1A1A"/>
+                <w:sz w:val="19"/>
+                <w:szCs w:val="19"/>
+              </w:rPr>
+              <w:t xml:space="preserve"> = GU-143052   (행사당 1개)</w:t>
             </w:r>
           </w:p>
           <w:p>
@@ -253,12 +293,6 @@
         <w:gridCol w:w="9000"/>
       </w:tblGrid>
       <w:tr>
-        <w:tblPrEx>
-          <w:tblCellMar>
-            <w:top w:w="0" w:type="dxa"/>
-            <w:bottom w:w="0" w:type="dxa"/>
-          </w:tblCellMar>
-        </w:tblPrEx>
         <w:tc>
           <w:tcPr>
             <w:tcW w:w="9000" w:type="dxa"/>
@@ -274,6 +308,7 @@
             <w:pPr>
               <w:spacing w:after="70" w:line="280" w:lineRule="auto"/>
             </w:pPr>
+            <w:proofErr w:type="spellStart"/>
             <w:r>
               <w:rPr>
                 <w:b/>
@@ -282,7 +317,18 @@
                 <w:sz w:val="21"/>
                 <w:szCs w:val="21"/>
               </w:rPr>
-              <w:t>guide_setguide  —  참여 가이드  (신규)</w:t>
+              <w:t>guide_setguide</w:t>
+            </w:r>
+            <w:proofErr w:type="spellEnd"/>
+            <w:r>
+              <w:rPr>
+                <w:b/>
+                <w:bCs/>
+                <w:color w:val="7F6000"/>
+                <w:sz w:val="21"/>
+                <w:szCs w:val="21"/>
+              </w:rPr>
+              <w:t xml:space="preserve">  —  참여 가이드  (신규)</w:t>
             </w:r>
           </w:p>
           <w:p>
@@ -332,12 +378,6 @@
         <w:gridCol w:w="1700"/>
       </w:tblGrid>
       <w:tr>
-        <w:tblPrEx>
-          <w:tblCellMar>
-            <w:top w:w="0" w:type="dxa"/>
-            <w:bottom w:w="0" w:type="dxa"/>
-          </w:tblCellMar>
-        </w:tblPrEx>
         <w:trPr>
           <w:tblHeader/>
         </w:trPr>
@@ -357,6 +397,7 @@
               <w:spacing w:line="280" w:lineRule="auto"/>
               <w:jc w:val="center"/>
             </w:pPr>
+            <w:proofErr w:type="spellStart"/>
             <w:r>
               <w:rPr>
                 <w:b/>
@@ -367,6 +408,7 @@
               </w:rPr>
               <w:t>guide_id</w:t>
             </w:r>
+            <w:proofErr w:type="spellEnd"/>
           </w:p>
         </w:tc>
         <w:tc>
@@ -483,12 +525,6 @@
         </w:tc>
       </w:tr>
       <w:tr>
-        <w:tblPrEx>
-          <w:tblCellMar>
-            <w:top w:w="0" w:type="dxa"/>
-            <w:bottom w:w="0" w:type="dxa"/>
-          </w:tblCellMar>
-        </w:tblPrEx>
         <w:tc>
           <w:tcPr>
             <w:tcW w:w="2200" w:type="dxa"/>
@@ -615,12 +651,6 @@
         </w:tc>
       </w:tr>
       <w:tr>
-        <w:tblPrEx>
-          <w:tblCellMar>
-            <w:top w:w="0" w:type="dxa"/>
-            <w:bottom w:w="0" w:type="dxa"/>
-          </w:tblCellMar>
-        </w:tblPrEx>
         <w:tc>
           <w:tcPr>
             <w:tcW w:w="2200" w:type="dxa"/>
@@ -715,6 +745,7 @@
               <w:spacing w:line="280" w:lineRule="auto"/>
               <w:jc w:val="center"/>
             </w:pPr>
+            <w:proofErr w:type="spellStart"/>
             <w:r>
               <w:rPr>
                 <w:color w:val="000000"/>
@@ -723,6 +754,7 @@
               </w:rPr>
               <w:t>미제출</w:t>
             </w:r>
+            <w:proofErr w:type="spellEnd"/>
           </w:p>
         </w:tc>
         <w:tc>
@@ -824,12 +856,6 @@
         <w:gridCol w:w="3800"/>
       </w:tblGrid>
       <w:tr>
-        <w:tblPrEx>
-          <w:tblCellMar>
-            <w:top w:w="0" w:type="dxa"/>
-            <w:bottom w:w="0" w:type="dxa"/>
-          </w:tblCellMar>
-        </w:tblPrEx>
         <w:trPr>
           <w:tblHeader/>
         </w:trPr>
@@ -919,12 +945,6 @@
         </w:tc>
       </w:tr>
       <w:tr>
-        <w:tblPrEx>
-          <w:tblCellMar>
-            <w:top w:w="0" w:type="dxa"/>
-            <w:bottom w:w="0" w:type="dxa"/>
-          </w:tblCellMar>
-        </w:tblPrEx>
         <w:tc>
           <w:tcPr>
             <w:tcW w:w="1400" w:type="dxa"/>
@@ -1001,12 +1021,6 @@
         </w:tc>
       </w:tr>
       <w:tr>
-        <w:tblPrEx>
-          <w:tblCellMar>
-            <w:top w:w="0" w:type="dxa"/>
-            <w:bottom w:w="0" w:type="dxa"/>
-          </w:tblCellMar>
-        </w:tblPrEx>
         <w:tc>
           <w:tcPr>
             <w:tcW w:w="1400" w:type="dxa"/>
@@ -1060,13 +1074,23 @@
             <w:pPr>
               <w:spacing w:line="280" w:lineRule="auto"/>
             </w:pPr>
-            <w:r>
-              <w:rPr>
-                <w:color w:val="000000"/>
-                <w:sz w:val="19"/>
-                <w:szCs w:val="19"/>
-              </w:rPr>
-              <w:t>모바일앱은 본인 항목만 입력/제출</w:t>
+            <w:proofErr w:type="spellStart"/>
+            <w:r>
+              <w:rPr>
+                <w:color w:val="000000"/>
+                <w:sz w:val="19"/>
+                <w:szCs w:val="19"/>
+              </w:rPr>
+              <w:t>모바일앱은</w:t>
+            </w:r>
+            <w:proofErr w:type="spellEnd"/>
+            <w:r>
+              <w:rPr>
+                <w:color w:val="000000"/>
+                <w:sz w:val="19"/>
+                <w:szCs w:val="19"/>
+              </w:rPr>
+              <w:t xml:space="preserve"> 본인 항목만 입력/제출</w:t>
             </w:r>
           </w:p>
         </w:tc>
@@ -1097,24 +1121,28 @@
             <w:pPr>
               <w:spacing w:line="280" w:lineRule="auto"/>
             </w:pPr>
-            <w:r>
-              <w:rPr>
-                <w:color w:val="000000"/>
-                <w:sz w:val="19"/>
-                <w:szCs w:val="19"/>
-              </w:rPr>
-              <w:t>모바일앱은 본인 지급액 조회</w:t>
+            <w:proofErr w:type="spellStart"/>
+            <w:r>
+              <w:rPr>
+                <w:color w:val="000000"/>
+                <w:sz w:val="19"/>
+                <w:szCs w:val="19"/>
+              </w:rPr>
+              <w:t>모바일앱은</w:t>
+            </w:r>
+            <w:proofErr w:type="spellEnd"/>
+            <w:r>
+              <w:rPr>
+                <w:color w:val="000000"/>
+                <w:sz w:val="19"/>
+                <w:szCs w:val="19"/>
+              </w:rPr>
+              <w:t xml:space="preserve"> 본인 지급액 조회</w:t>
             </w:r>
           </w:p>
         </w:tc>
       </w:tr>
       <w:tr>
-        <w:tblPrEx>
-          <w:tblCellMar>
-            <w:top w:w="0" w:type="dxa"/>
-            <w:bottom w:w="0" w:type="dxa"/>
-          </w:tblCellMar>
-        </w:tblPrEx>
         <w:tc>
           <w:tcPr>
             <w:tcW w:w="1400" w:type="dxa"/>
@@ -1156,9 +1184,6 @@
           <w:p>
             <w:pPr>
               <w:spacing w:line="280" w:lineRule="auto"/>
-              <w:rPr>
-                <w:rFonts w:hint="eastAsia"/>
-              </w:rPr>
             </w:pPr>
             <w:r>
               <w:rPr>
@@ -1214,12 +1239,6 @@
         </w:tc>
       </w:tr>
       <w:tr>
-        <w:tblPrEx>
-          <w:tblCellMar>
-            <w:top w:w="0" w:type="dxa"/>
-            <w:bottom w:w="0" w:type="dxa"/>
-          </w:tblCellMar>
-        </w:tblPrEx>
         <w:tc>
           <w:tcPr>
             <w:tcW w:w="1400" w:type="dxa"/>
@@ -1324,12 +1343,6 @@
         <w:gridCol w:w="9000"/>
       </w:tblGrid>
       <w:tr>
-        <w:tblPrEx>
-          <w:tblCellMar>
-            <w:top w:w="0" w:type="dxa"/>
-            <w:bottom w:w="0" w:type="dxa"/>
-          </w:tblCellMar>
-        </w:tblPrEx>
         <w:tc>
           <w:tcPr>
             <w:tcW w:w="9000" w:type="dxa"/>
@@ -1360,20 +1373,28 @@
             </w:pPr>
             <w:r>
               <w:rPr>
+                <w:color w:val="000000"/>
+                <w:sz w:val="19"/>
+                <w:szCs w:val="19"/>
+              </w:rPr>
+              <w:t xml:space="preserve">"수정이 덜 가는 방향"을 우선하신다면 B안이 </w:t>
+            </w:r>
+            <w:r>
+              <w:rPr>
                 <w:rFonts w:hint="eastAsia"/>
                 <w:color w:val="000000"/>
                 <w:sz w:val="19"/>
                 <w:szCs w:val="19"/>
               </w:rPr>
-              <w:t xml:space="preserve">제기 이해기로는 </w:t>
-            </w:r>
-            <w:r>
-              <w:rPr>
-                <w:color w:val="000000"/>
-                <w:sz w:val="19"/>
-                <w:szCs w:val="19"/>
-              </w:rPr>
-              <w:t xml:space="preserve">A안(각자 입력)에 가까워 보입니다. 다만 "수정이 덜 가는 방향"을 우선하신다면 B안이 </w:t>
+              <w:t>훨씬</w:t>
+            </w:r>
+            <w:r>
+              <w:rPr>
+                <w:color w:val="000000"/>
+                <w:sz w:val="19"/>
+                <w:szCs w:val="19"/>
+              </w:rPr>
+              <w:t xml:space="preserve"> </w:t>
             </w:r>
             <w:r>
               <w:rPr>
@@ -1382,54 +1403,68 @@
                 <w:sz w:val="19"/>
                 <w:szCs w:val="19"/>
               </w:rPr>
-              <w:t>훨씬</w:t>
-            </w:r>
-            <w:r>
-              <w:rPr>
+              <w:t>덜합니다</w:t>
+            </w:r>
+            <w:r>
+              <w:rPr>
+                <w:color w:val="000000"/>
+                <w:sz w:val="19"/>
+                <w:szCs w:val="19"/>
+              </w:rPr>
+              <w:t>.</w:t>
+            </w:r>
+          </w:p>
+          <w:p>
+            <w:pPr>
+              <w:spacing w:after="40" w:line="300" w:lineRule="auto"/>
+            </w:pPr>
+            <w:r>
+              <w:rPr>
+                <w:color w:val="000000"/>
+                <w:sz w:val="19"/>
+                <w:szCs w:val="19"/>
+              </w:rPr>
+              <w:t xml:space="preserve">B안으로 먼저 적용한 뒤, 필요해지면 A안으로 확장하는 것도 </w:t>
+            </w:r>
+            <w:proofErr w:type="spellStart"/>
+            <w:r>
+              <w:rPr>
+                <w:rFonts w:hint="eastAsia"/>
+                <w:color w:val="000000"/>
+                <w:sz w:val="19"/>
+                <w:szCs w:val="19"/>
+              </w:rPr>
+              <w:t>가능할듯</w:t>
+            </w:r>
+            <w:proofErr w:type="spellEnd"/>
+            <w:r>
+              <w:rPr>
+                <w:rFonts w:hint="eastAsia"/>
+                <w:color w:val="000000"/>
+                <w:sz w:val="19"/>
+                <w:szCs w:val="19"/>
+              </w:rPr>
+              <w:t xml:space="preserve">,해봐야 </w:t>
+            </w:r>
+            <w:proofErr w:type="spellStart"/>
+            <w:r>
+              <w:rPr>
+                <w:rFonts w:hint="eastAsia"/>
+                <w:color w:val="000000"/>
+                <w:sz w:val="19"/>
+                <w:szCs w:val="19"/>
+              </w:rPr>
+              <w:t>알겠지만요</w:t>
+            </w:r>
+            <w:proofErr w:type="spellEnd"/>
+            <w:r>
+              <w:rPr>
+                <w:rFonts w:hint="eastAsia"/>
                 <w:color w:val="000000"/>
                 <w:sz w:val="19"/>
                 <w:szCs w:val="19"/>
               </w:rPr>
               <w:t xml:space="preserve"> </w:t>
-            </w:r>
-            <w:r>
-              <w:rPr>
-                <w:rFonts w:hint="eastAsia"/>
-                <w:color w:val="000000"/>
-                <w:sz w:val="19"/>
-                <w:szCs w:val="19"/>
-              </w:rPr>
-              <w:t>덜합니다</w:t>
-            </w:r>
-            <w:r>
-              <w:rPr>
-                <w:color w:val="000000"/>
-                <w:sz w:val="19"/>
-                <w:szCs w:val="19"/>
-              </w:rPr>
-              <w:t>.</w:t>
-            </w:r>
-          </w:p>
-          <w:p>
-            <w:pPr>
-              <w:spacing w:after="40" w:line="300" w:lineRule="auto"/>
-            </w:pPr>
-            <w:r>
-              <w:rPr>
-                <w:color w:val="000000"/>
-                <w:sz w:val="19"/>
-                <w:szCs w:val="19"/>
-              </w:rPr>
-              <w:t xml:space="preserve">B안으로 먼저 적용한 뒤, 필요해지면 A안으로 확장하는 것도 </w:t>
-            </w:r>
-            <w:r>
-              <w:rPr>
-                <w:rFonts w:hint="eastAsia"/>
-                <w:color w:val="000000"/>
-                <w:sz w:val="19"/>
-                <w:szCs w:val="19"/>
-              </w:rPr>
-              <w:t xml:space="preserve">가능할듯,해봐야 알겠지만요 </w:t>
             </w:r>
             <w:r>
               <w:rPr>
@@ -1565,7 +1600,25 @@
           <w:bCs/>
           <w:color w:val="000000"/>
         </w:rPr>
-        <w:t>회계 확인은 가이드별인지, 행사 단위 일괄인지</w:t>
+        <w:t xml:space="preserve">회계 확인은 </w:t>
+      </w:r>
+      <w:proofErr w:type="spellStart"/>
+      <w:r>
+        <w:rPr>
+          <w:b/>
+          <w:bCs/>
+          <w:color w:val="000000"/>
+        </w:rPr>
+        <w:t>가이드별인지</w:t>
+      </w:r>
+      <w:proofErr w:type="spellEnd"/>
+      <w:r>
+        <w:rPr>
+          <w:b/>
+          <w:bCs/>
+          <w:color w:val="000000"/>
+        </w:rPr>
+        <w:t>, 행사 단위 일괄인지</w:t>
       </w:r>
       <w:r>
         <w:rPr>
